--- a/T4-02/INFORME_T4-02_Incidencias.docx
+++ b/T4-02/INFORME_T4-02_Incidencias.docx
@@ -102,19 +102,22 @@
                 <w:bCs/>
                 <w:b/>
               </w:rPr>
-              <w:t xml:space="preserve">Integrante</w:t>
-            </w:r>
-          </w:p>
-        </w:tc>
-        <w:tc>
-          <w:tcPr/>
-          <w:p>
-            <w:pPr>
-              <w:pStyle w:val="Compact"/>
-              <w:jc w:val="left"/>
-            </w:pPr>
-            <w:r>
-              <w:t xml:space="preserve">Abimael Lopez (</w:t>
+              <w:t xml:space="preserve">Integrantes</w:t>
+            </w:r>
+          </w:p>
+        </w:tc>
+        <w:tc>
+          <w:tcPr/>
+          <w:p>
+            <w:pPr>
+              <w:pStyle w:val="Compact"/>
+              <w:jc w:val="left"/>
+            </w:pPr>
+            <w:r>
+              <w:t xml:space="preserve">• Jefte Abimael López Jarquín (Líder técnico / Backend / Seguridad —</w:t>
+            </w:r>
+            <w:r>
+              <w:t xml:space="preserve"> </w:t>
             </w:r>
             <w:hyperlink r:id="rId20">
               <w:r>
@@ -126,6 +129,15 @@
             </w:hyperlink>
             <w:r>
               <w:t xml:space="preserve">)</w:t>
+            </w:r>
+            <w:r>
+              <w:t xml:space="preserve">• Francisco Javier Jijón Cruz (Frontend / UX / Realtime)</w:t>
+            </w:r>
+            <w:r>
+              <w:t xml:space="preserve">• Adrián de Jesús Avendaño (QA / Testing / Validaciones)</w:t>
+            </w:r>
+            <w:r>
+              <w:t xml:space="preserve">• Perla Emigdalia García Castellanos (Documentación / Capacitación / Plantillas)</w:t>
             </w:r>
           </w:p>
         </w:tc>
@@ -3243,13 +3255,7 @@
               <w:jc w:val="left"/>
             </w:pPr>
             <w:r>
-              <w:t xml:space="preserve">Abimael Lopez (</w:t>
-            </w:r>
-            <w:r>
-              <w:t xml:space="preserve">@whoami-avi</w:t>
-            </w:r>
-            <w:r>
-              <w:t xml:space="preserve">)</w:t>
+              <w:t xml:space="preserve">Francisco Javier Jijón Cruz</w:t>
             </w:r>
           </w:p>
         </w:tc>
@@ -3965,13 +3971,7 @@
               <w:jc w:val="left"/>
             </w:pPr>
             <w:r>
-              <w:t xml:space="preserve">Abimael Lopez (</w:t>
-            </w:r>
-            <w:r>
-              <w:t xml:space="preserve">@whoami-avi</w:t>
-            </w:r>
-            <w:r>
-              <w:t xml:space="preserve">)</w:t>
+              <w:t xml:space="preserve">Jefte Abimael López Jarquín</w:t>
             </w:r>
           </w:p>
         </w:tc>
@@ -4634,13 +4634,7 @@
               <w:jc w:val="left"/>
             </w:pPr>
             <w:r>
-              <w:t xml:space="preserve">Abimael Lopez (</w:t>
-            </w:r>
-            <w:r>
-              <w:t xml:space="preserve">@whoami-avi</w:t>
-            </w:r>
-            <w:r>
-              <w:t xml:space="preserve">)</w:t>
+              <w:t xml:space="preserve">Francisco Javier Jijón Cruz</w:t>
             </w:r>
           </w:p>
         </w:tc>
@@ -5269,13 +5263,7 @@
               <w:jc w:val="left"/>
             </w:pPr>
             <w:r>
-              <w:t xml:space="preserve">Abimael Lopez (</w:t>
-            </w:r>
-            <w:r>
-              <w:t xml:space="preserve">@whoami-avi</w:t>
-            </w:r>
-            <w:r>
-              <w:t xml:space="preserve">)</w:t>
+              <w:t xml:space="preserve">Francisco Javier Jijón Cruz</w:t>
             </w:r>
           </w:p>
         </w:tc>
@@ -5816,13 +5804,7 @@
               <w:jc w:val="left"/>
             </w:pPr>
             <w:r>
-              <w:t xml:space="preserve">Abimael Lopez (</w:t>
-            </w:r>
-            <w:r>
-              <w:t xml:space="preserve">@whoami-avi</w:t>
-            </w:r>
-            <w:r>
-              <w:t xml:space="preserve">)</w:t>
+              <w:t xml:space="preserve">Francisco Javier Jijón Cruz</w:t>
             </w:r>
           </w:p>
         </w:tc>
@@ -6615,13 +6597,7 @@
               <w:jc w:val="left"/>
             </w:pPr>
             <w:r>
-              <w:t xml:space="preserve">Abimael Lopez (</w:t>
-            </w:r>
-            <w:r>
-              <w:t xml:space="preserve">@whoami-avi</w:t>
-            </w:r>
-            <w:r>
-              <w:t xml:space="preserve">)</w:t>
+              <w:t xml:space="preserve">Jefte Abimael López Jarquín</w:t>
             </w:r>
           </w:p>
         </w:tc>
@@ -7291,13 +7267,7 @@
               <w:jc w:val="left"/>
             </w:pPr>
             <w:r>
-              <w:t xml:space="preserve">Abimael Lopez (</w:t>
-            </w:r>
-            <w:r>
-              <w:t xml:space="preserve">@whoami-avi</w:t>
-            </w:r>
-            <w:r>
-              <w:t xml:space="preserve">)</w:t>
+              <w:t xml:space="preserve">Jefte Abimael López Jarquín</w:t>
             </w:r>
           </w:p>
         </w:tc>
@@ -8007,13 +7977,7 @@
               <w:jc w:val="left"/>
             </w:pPr>
             <w:r>
-              <w:t xml:space="preserve">Abimael Lopez (</w:t>
-            </w:r>
-            <w:r>
-              <w:t xml:space="preserve">@whoami-avi</w:t>
-            </w:r>
-            <w:r>
-              <w:t xml:space="preserve">)</w:t>
+              <w:t xml:space="preserve">Perla Emigdalia García Castellanos</w:t>
             </w:r>
           </w:p>
         </w:tc>
@@ -8758,13 +8722,7 @@
               <w:jc w:val="left"/>
             </w:pPr>
             <w:r>
-              <w:t xml:space="preserve">Abimael Lopez (</w:t>
-            </w:r>
-            <w:r>
-              <w:t xml:space="preserve">@whoami-avi</w:t>
-            </w:r>
-            <w:r>
-              <w:t xml:space="preserve">)</w:t>
+              <w:t xml:space="preserve">Perla Emigdalia García Castellanos</w:t>
             </w:r>
           </w:p>
         </w:tc>
@@ -9376,13 +9334,7 @@
               <w:jc w:val="left"/>
             </w:pPr>
             <w:r>
-              <w:t xml:space="preserve">Abimael Lopez (</w:t>
-            </w:r>
-            <w:r>
-              <w:t xml:space="preserve">@whoami-avi</w:t>
-            </w:r>
-            <w:r>
-              <w:t xml:space="preserve">)</w:t>
+              <w:t xml:space="preserve">Adrián de Jesús Avendaño</w:t>
             </w:r>
           </w:p>
         </w:tc>
